--- a/LEGO Build Planner Documentation.docx
+++ b/LEGO Build Planner Documentation.docx
@@ -458,7 +458,1405 @@
         <w:t xml:space="preserve">Element ID and description which contains the colour of the piece. </w:t>
       </w:r>
     </w:p>
+    <w:p>
+      <w:r>
+        <w:br w:type="page"/>
+      </w:r>
+    </w:p>
+    <w:p>
+      <w:pPr>
+        <w:rPr>
+          <w:b/>
+          <w:bCs/>
+        </w:rPr>
+      </w:pPr>
+      <w:r>
+        <w:rPr>
+          <w:b/>
+          <w:bCs/>
+        </w:rPr>
+        <w:lastRenderedPageBreak/>
+        <w:t>Build inventory System</w:t>
+      </w:r>
+    </w:p>
+    <w:tbl>
+      <w:tblPr>
+        <w:tblpPr w:leftFromText="180" w:rightFromText="180" w:vertAnchor="text" w:horzAnchor="page" w:tblpX="7636" w:tblpY="3755"/>
+        <w:tblW w:w="0" w:type="auto"/>
+        <w:tblBorders>
+          <w:top w:val="single" w:sz="4" w:space="0" w:color="auto"/>
+          <w:left w:val="single" w:sz="4" w:space="0" w:color="auto"/>
+          <w:bottom w:val="single" w:sz="4" w:space="0" w:color="auto"/>
+          <w:right w:val="single" w:sz="4" w:space="0" w:color="auto"/>
+          <w:insideH w:val="single" w:sz="4" w:space="0" w:color="auto"/>
+          <w:insideV w:val="single" w:sz="4" w:space="0" w:color="auto"/>
+        </w:tblBorders>
+        <w:shd w:val="clear" w:color="auto" w:fill="D9D9D9" w:themeFill="background1" w:themeFillShade="D9"/>
+        <w:tblLook w:val="0000" w:firstRow="0" w:lastRow="0" w:firstColumn="0" w:lastColumn="0" w:noHBand="0" w:noVBand="0"/>
+      </w:tblPr>
+      <w:tblGrid>
+        <w:gridCol w:w="2277"/>
+      </w:tblGrid>
+      <w:tr>
+        <w:tblPrEx>
+          <w:tblCellMar>
+            <w:top w:w="0" w:type="dxa"/>
+            <w:bottom w:w="0" w:type="dxa"/>
+          </w:tblCellMar>
+        </w:tblPrEx>
+        <w:trPr>
+          <w:trHeight w:val="54"/>
+        </w:trPr>
+        <w:tc>
+          <w:tcPr>
+            <w:tcW w:w="2277" w:type="dxa"/>
+            <w:shd w:val="clear" w:color="auto" w:fill="D9D9D9" w:themeFill="background1" w:themeFillShade="D9"/>
+          </w:tcPr>
+          <w:p>
+            <w:pPr>
+              <w:rPr>
+                <w:b/>
+                <w:bCs/>
+              </w:rPr>
+            </w:pPr>
+            <w:proofErr w:type="spellStart"/>
+            <w:r>
+              <w:rPr>
+                <w:b/>
+                <w:bCs/>
+              </w:rPr>
+              <w:t>Set</w:t>
+            </w:r>
+            <w:r>
+              <w:rPr>
+                <w:b/>
+                <w:bCs/>
+              </w:rPr>
+              <w:t>_inventory</w:t>
+            </w:r>
+            <w:proofErr w:type="spellEnd"/>
+          </w:p>
+        </w:tc>
+      </w:tr>
+      <w:tr>
+        <w:tblPrEx>
+          <w:tblCellMar>
+            <w:top w:w="0" w:type="dxa"/>
+            <w:bottom w:w="0" w:type="dxa"/>
+          </w:tblCellMar>
+        </w:tblPrEx>
+        <w:trPr>
+          <w:trHeight w:val="482"/>
+        </w:trPr>
+        <w:tc>
+          <w:tcPr>
+            <w:tcW w:w="2277" w:type="dxa"/>
+            <w:shd w:val="clear" w:color="auto" w:fill="D9D9D9" w:themeFill="background1" w:themeFillShade="D9"/>
+          </w:tcPr>
+          <w:p>
+            <w:r>
+              <w:t>-</w:t>
+            </w:r>
+            <w:proofErr w:type="spellStart"/>
+            <w:r>
+              <w:t>User_id</w:t>
+            </w:r>
+            <w:proofErr w:type="spellEnd"/>
+          </w:p>
+          <w:p>
+            <w:r>
+              <w:t>-</w:t>
+            </w:r>
+            <w:r>
+              <w:t>Set</w:t>
+            </w:r>
+            <w:r>
+              <w:t>s</w:t>
+            </w:r>
+          </w:p>
+          <w:p/>
+        </w:tc>
+      </w:tr>
+    </w:tbl>
+    <w:tbl>
+      <w:tblPr>
+        <w:tblpPr w:leftFromText="180" w:rightFromText="180" w:vertAnchor="text" w:horzAnchor="margin" w:tblpXSpec="center" w:tblpY="356"/>
+        <w:tblW w:w="0" w:type="auto"/>
+        <w:tblBorders>
+          <w:top w:val="single" w:sz="4" w:space="0" w:color="auto"/>
+          <w:left w:val="single" w:sz="4" w:space="0" w:color="auto"/>
+          <w:bottom w:val="single" w:sz="4" w:space="0" w:color="auto"/>
+          <w:right w:val="single" w:sz="4" w:space="0" w:color="auto"/>
+          <w:insideH w:val="single" w:sz="4" w:space="0" w:color="auto"/>
+          <w:insideV w:val="single" w:sz="4" w:space="0" w:color="auto"/>
+        </w:tblBorders>
+        <w:shd w:val="clear" w:color="auto" w:fill="D9D9D9" w:themeFill="background1" w:themeFillShade="D9"/>
+        <w:tblLook w:val="0000" w:firstRow="0" w:lastRow="0" w:firstColumn="0" w:lastColumn="0" w:noHBand="0" w:noVBand="0"/>
+      </w:tblPr>
+      <w:tblGrid>
+        <w:gridCol w:w="2227"/>
+      </w:tblGrid>
+      <w:tr>
+        <w:tblPrEx>
+          <w:tblCellMar>
+            <w:top w:w="0" w:type="dxa"/>
+            <w:bottom w:w="0" w:type="dxa"/>
+          </w:tblCellMar>
+        </w:tblPrEx>
+        <w:trPr>
+          <w:trHeight w:val="93"/>
+        </w:trPr>
+        <w:tc>
+          <w:tcPr>
+            <w:tcW w:w="2227" w:type="dxa"/>
+            <w:shd w:val="clear" w:color="auto" w:fill="D9D9D9" w:themeFill="background1" w:themeFillShade="D9"/>
+          </w:tcPr>
+          <w:p>
+            <w:pPr>
+              <w:rPr>
+                <w:b/>
+                <w:bCs/>
+              </w:rPr>
+            </w:pPr>
+            <w:r>
+              <w:rPr>
+                <w:b/>
+                <w:bCs/>
+              </w:rPr>
+              <w:t>User</w:t>
+            </w:r>
+          </w:p>
+        </w:tc>
+      </w:tr>
+      <w:tr>
+        <w:tblPrEx>
+          <w:tblCellMar>
+            <w:top w:w="0" w:type="dxa"/>
+            <w:bottom w:w="0" w:type="dxa"/>
+          </w:tblCellMar>
+        </w:tblPrEx>
+        <w:trPr>
+          <w:trHeight w:val="2511"/>
+        </w:trPr>
+        <w:tc>
+          <w:tcPr>
+            <w:tcW w:w="2227" w:type="dxa"/>
+            <w:shd w:val="clear" w:color="auto" w:fill="D9D9D9" w:themeFill="background1" w:themeFillShade="D9"/>
+          </w:tcPr>
+          <w:p>
+            <w:r>
+              <w:t>-</w:t>
+            </w:r>
+            <w:proofErr w:type="spellStart"/>
+            <w:r>
+              <w:t>User_id</w:t>
+            </w:r>
+            <w:proofErr w:type="spellEnd"/>
+          </w:p>
+          <w:p>
+            <w:r>
+              <w:t>-Username</w:t>
+            </w:r>
+          </w:p>
+          <w:p>
+            <w:r>
+              <w:t>-Password</w:t>
+            </w:r>
+          </w:p>
+          <w:p>
+            <w:r>
+              <w:t>-</w:t>
+            </w:r>
+            <w:proofErr w:type="spellStart"/>
+            <w:r>
+              <w:t>Set_inventory</w:t>
+            </w:r>
+            <w:proofErr w:type="spellEnd"/>
+          </w:p>
+          <w:p>
+            <w:r>
+              <w:t>-</w:t>
+            </w:r>
+            <w:proofErr w:type="spellStart"/>
+            <w:r>
+              <w:t>Parts_inventory</w:t>
+            </w:r>
+            <w:proofErr w:type="spellEnd"/>
+          </w:p>
+        </w:tc>
+      </w:tr>
+    </w:tbl>
+    <w:tbl>
+      <w:tblPr>
+        <w:tblpPr w:leftFromText="180" w:rightFromText="180" w:vertAnchor="text" w:horzAnchor="page" w:tblpX="2111" w:tblpY="3721"/>
+        <w:tblW w:w="0" w:type="auto"/>
+        <w:tblBorders>
+          <w:top w:val="single" w:sz="4" w:space="0" w:color="auto"/>
+          <w:left w:val="single" w:sz="4" w:space="0" w:color="auto"/>
+          <w:bottom w:val="single" w:sz="4" w:space="0" w:color="auto"/>
+          <w:right w:val="single" w:sz="4" w:space="0" w:color="auto"/>
+          <w:insideH w:val="single" w:sz="4" w:space="0" w:color="auto"/>
+          <w:insideV w:val="single" w:sz="4" w:space="0" w:color="auto"/>
+        </w:tblBorders>
+        <w:shd w:val="clear" w:color="auto" w:fill="D9D9D9" w:themeFill="background1" w:themeFillShade="D9"/>
+        <w:tblLook w:val="0000" w:firstRow="0" w:lastRow="0" w:firstColumn="0" w:lastColumn="0" w:noHBand="0" w:noVBand="0"/>
+      </w:tblPr>
+      <w:tblGrid>
+        <w:gridCol w:w="2277"/>
+      </w:tblGrid>
+      <w:tr>
+        <w:tblPrEx>
+          <w:tblCellMar>
+            <w:top w:w="0" w:type="dxa"/>
+            <w:bottom w:w="0" w:type="dxa"/>
+          </w:tblCellMar>
+        </w:tblPrEx>
+        <w:trPr>
+          <w:trHeight w:val="54"/>
+        </w:trPr>
+        <w:tc>
+          <w:tcPr>
+            <w:tcW w:w="2277" w:type="dxa"/>
+            <w:shd w:val="clear" w:color="auto" w:fill="D9D9D9" w:themeFill="background1" w:themeFillShade="D9"/>
+          </w:tcPr>
+          <w:p>
+            <w:pPr>
+              <w:rPr>
+                <w:b/>
+                <w:bCs/>
+              </w:rPr>
+            </w:pPr>
+            <w:proofErr w:type="spellStart"/>
+            <w:r>
+              <w:rPr>
+                <w:b/>
+                <w:bCs/>
+              </w:rPr>
+              <w:t>Parts_inventory</w:t>
+            </w:r>
+            <w:proofErr w:type="spellEnd"/>
+          </w:p>
+        </w:tc>
+      </w:tr>
+      <w:tr>
+        <w:tblPrEx>
+          <w:tblCellMar>
+            <w:top w:w="0" w:type="dxa"/>
+            <w:bottom w:w="0" w:type="dxa"/>
+          </w:tblCellMar>
+        </w:tblPrEx>
+        <w:trPr>
+          <w:trHeight w:val="482"/>
+        </w:trPr>
+        <w:tc>
+          <w:tcPr>
+            <w:tcW w:w="2277" w:type="dxa"/>
+            <w:shd w:val="clear" w:color="auto" w:fill="D9D9D9" w:themeFill="background1" w:themeFillShade="D9"/>
+          </w:tcPr>
+          <w:p>
+            <w:r>
+              <w:t>-</w:t>
+            </w:r>
+            <w:proofErr w:type="spellStart"/>
+            <w:r>
+              <w:t>User_id</w:t>
+            </w:r>
+            <w:proofErr w:type="spellEnd"/>
+          </w:p>
+          <w:p>
+            <w:r>
+              <w:t>-parts</w:t>
+            </w:r>
+          </w:p>
+          <w:p/>
+        </w:tc>
+      </w:tr>
+    </w:tbl>
+    <w:tbl>
+      <w:tblPr>
+        <w:tblpPr w:leftFromText="180" w:rightFromText="180" w:vertAnchor="text" w:horzAnchor="page" w:tblpX="7603" w:tblpY="6199"/>
+        <w:tblW w:w="0" w:type="auto"/>
+        <w:tblBorders>
+          <w:top w:val="single" w:sz="4" w:space="0" w:color="auto"/>
+          <w:left w:val="single" w:sz="4" w:space="0" w:color="auto"/>
+          <w:bottom w:val="single" w:sz="4" w:space="0" w:color="auto"/>
+          <w:right w:val="single" w:sz="4" w:space="0" w:color="auto"/>
+          <w:insideH w:val="single" w:sz="4" w:space="0" w:color="auto"/>
+          <w:insideV w:val="single" w:sz="4" w:space="0" w:color="auto"/>
+        </w:tblBorders>
+        <w:shd w:val="clear" w:color="auto" w:fill="D9D9D9" w:themeFill="background1" w:themeFillShade="D9"/>
+        <w:tblLook w:val="0000" w:firstRow="0" w:lastRow="0" w:firstColumn="0" w:lastColumn="0" w:noHBand="0" w:noVBand="0"/>
+      </w:tblPr>
+      <w:tblGrid>
+        <w:gridCol w:w="2227"/>
+      </w:tblGrid>
+      <w:tr>
+        <w:tblPrEx>
+          <w:tblCellMar>
+            <w:top w:w="0" w:type="dxa"/>
+            <w:bottom w:w="0" w:type="dxa"/>
+          </w:tblCellMar>
+        </w:tblPrEx>
+        <w:trPr>
+          <w:trHeight w:val="93"/>
+        </w:trPr>
+        <w:tc>
+          <w:tcPr>
+            <w:tcW w:w="2227" w:type="dxa"/>
+            <w:shd w:val="clear" w:color="auto" w:fill="D9D9D9" w:themeFill="background1" w:themeFillShade="D9"/>
+          </w:tcPr>
+          <w:p>
+            <w:pPr>
+              <w:rPr>
+                <w:b/>
+                <w:bCs/>
+              </w:rPr>
+            </w:pPr>
+            <w:r>
+              <w:rPr>
+                <w:b/>
+                <w:bCs/>
+              </w:rPr>
+              <w:t>Set</w:t>
+            </w:r>
+          </w:p>
+        </w:tc>
+      </w:tr>
+      <w:tr>
+        <w:tblPrEx>
+          <w:tblCellMar>
+            <w:top w:w="0" w:type="dxa"/>
+            <w:bottom w:w="0" w:type="dxa"/>
+          </w:tblCellMar>
+        </w:tblPrEx>
+        <w:trPr>
+          <w:trHeight w:val="1957"/>
+        </w:trPr>
+        <w:tc>
+          <w:tcPr>
+            <w:tcW w:w="2227" w:type="dxa"/>
+            <w:shd w:val="clear" w:color="auto" w:fill="D9D9D9" w:themeFill="background1" w:themeFillShade="D9"/>
+          </w:tcPr>
+          <w:p>
+            <w:r>
+              <w:t>-</w:t>
+            </w:r>
+            <w:proofErr w:type="spellStart"/>
+            <w:r>
+              <w:t>Set_num</w:t>
+            </w:r>
+            <w:proofErr w:type="spellEnd"/>
+          </w:p>
+          <w:p>
+            <w:r>
+              <w:t>-name</w:t>
+            </w:r>
+          </w:p>
+          <w:p>
+            <w:r>
+              <w:rPr>
+                <w:noProof/>
+              </w:rPr>
+              <mc:AlternateContent>
+                <mc:Choice Requires="wps">
+                  <w:drawing>
+                    <wp:anchor distT="0" distB="0" distL="114300" distR="114300" simplePos="0" relativeHeight="251665408" behindDoc="1" locked="0" layoutInCell="1" allowOverlap="1" wp14:anchorId="217C5276" wp14:editId="446047A3">
+                      <wp:simplePos x="0" y="0"/>
+                      <wp:positionH relativeFrom="column">
+                        <wp:posOffset>609659</wp:posOffset>
+                      </wp:positionH>
+                      <wp:positionV relativeFrom="paragraph">
+                        <wp:posOffset>503585</wp:posOffset>
+                      </wp:positionV>
+                      <wp:extent cx="0" cy="626922"/>
+                      <wp:effectExtent l="19050" t="0" r="38100" b="40005"/>
+                      <wp:wrapNone/>
+                      <wp:docPr id="975808909" name="Straight Connector 4"/>
+                      <wp:cNvGraphicFramePr/>
+                      <a:graphic xmlns:a="http://schemas.openxmlformats.org/drawingml/2006/main">
+                        <a:graphicData uri="http://schemas.microsoft.com/office/word/2010/wordprocessingShape">
+                          <wps:wsp>
+                            <wps:cNvCnPr/>
+                            <wps:spPr>
+                              <a:xfrm flipH="1">
+                                <a:off x="0" y="0"/>
+                                <a:ext cx="0" cy="626922"/>
+                              </a:xfrm>
+                              <a:prstGeom prst="line">
+                                <a:avLst/>
+                              </a:prstGeom>
+                              <a:ln w="57150">
+                                <a:solidFill>
+                                  <a:schemeClr val="tx1">
+                                    <a:lumMod val="85000"/>
+                                    <a:lumOff val="15000"/>
+                                  </a:schemeClr>
+                                </a:solidFill>
+                                <a:prstDash val="sysDash"/>
+                              </a:ln>
+                            </wps:spPr>
+                            <wps:style>
+                              <a:lnRef idx="1">
+                                <a:schemeClr val="accent1"/>
+                              </a:lnRef>
+                              <a:fillRef idx="0">
+                                <a:schemeClr val="accent1"/>
+                              </a:fillRef>
+                              <a:effectRef idx="0">
+                                <a:schemeClr val="accent1"/>
+                              </a:effectRef>
+                              <a:fontRef idx="minor">
+                                <a:schemeClr val="tx1"/>
+                              </a:fontRef>
+                            </wps:style>
+                            <wps:bodyPr/>
+                          </wps:wsp>
+                        </a:graphicData>
+                      </a:graphic>
+                      <wp14:sizeRelH relativeFrom="margin">
+                        <wp14:pctWidth>0</wp14:pctWidth>
+                      </wp14:sizeRelH>
+                      <wp14:sizeRelV relativeFrom="margin">
+                        <wp14:pctHeight>0</wp14:pctHeight>
+                      </wp14:sizeRelV>
+                    </wp:anchor>
+                  </w:drawing>
+                </mc:Choice>
+                <mc:Fallback>
+                  <w:pict>
+                    <v:line w14:anchorId="02829CF2" id="Straight Connector 4" o:spid="_x0000_s1026" style="position:absolute;flip:x;z-index:-251651072;visibility:visible;mso-wrap-style:square;mso-width-percent:0;mso-height-percent:0;mso-wrap-distance-left:9pt;mso-wrap-distance-top:0;mso-wrap-distance-right:9pt;mso-wrap-distance-bottom:0;mso-position-horizontal:absolute;mso-position-horizontal-relative:text;mso-position-vertical:absolute;mso-position-vertical-relative:text;mso-width-percent:0;mso-height-percent:0;mso-width-relative:margin;mso-height-relative:margin" from="48pt,39.65pt" to="48pt,89pt" o:gfxdata="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" strokecolor="#272727 [2749]" strokeweight="4.5pt">
+                      <v:stroke dashstyle="3 1" joinstyle="miter"/>
+                    </v:line>
+                  </w:pict>
+                </mc:Fallback>
+              </mc:AlternateContent>
+            </w:r>
+            <w:r>
+              <w:t>-</w:t>
+            </w:r>
+            <w:proofErr w:type="spellStart"/>
+            <w:r>
+              <w:t>num_parts</w:t>
+            </w:r>
+            <w:proofErr w:type="spellEnd"/>
+          </w:p>
+        </w:tc>
+      </w:tr>
+    </w:tbl>
+    <w:tbl>
+      <w:tblPr>
+        <w:tblpPr w:leftFromText="180" w:rightFromText="180" w:vertAnchor="text" w:horzAnchor="page" w:tblpX="7570" w:tblpY="9113"/>
+        <w:tblW w:w="0" w:type="auto"/>
+        <w:tblBorders>
+          <w:top w:val="single" w:sz="4" w:space="0" w:color="auto"/>
+          <w:left w:val="single" w:sz="4" w:space="0" w:color="auto"/>
+          <w:bottom w:val="single" w:sz="4" w:space="0" w:color="auto"/>
+          <w:right w:val="single" w:sz="4" w:space="0" w:color="auto"/>
+          <w:insideH w:val="single" w:sz="4" w:space="0" w:color="auto"/>
+          <w:insideV w:val="single" w:sz="4" w:space="0" w:color="auto"/>
+        </w:tblBorders>
+        <w:shd w:val="clear" w:color="auto" w:fill="D9D9D9" w:themeFill="background1" w:themeFillShade="D9"/>
+        <w:tblLook w:val="0000" w:firstRow="0" w:lastRow="0" w:firstColumn="0" w:lastColumn="0" w:noHBand="0" w:noVBand="0"/>
+      </w:tblPr>
+      <w:tblGrid>
+        <w:gridCol w:w="2259"/>
+      </w:tblGrid>
+      <w:tr>
+        <w:tblPrEx>
+          <w:tblCellMar>
+            <w:top w:w="0" w:type="dxa"/>
+            <w:bottom w:w="0" w:type="dxa"/>
+          </w:tblCellMar>
+        </w:tblPrEx>
+        <w:trPr>
+          <w:trHeight w:val="50"/>
+        </w:trPr>
+        <w:tc>
+          <w:tcPr>
+            <w:tcW w:w="2259" w:type="dxa"/>
+            <w:shd w:val="clear" w:color="auto" w:fill="D9D9D9" w:themeFill="background1" w:themeFillShade="D9"/>
+          </w:tcPr>
+          <w:p>
+            <w:pPr>
+              <w:rPr>
+                <w:b/>
+                <w:bCs/>
+              </w:rPr>
+            </w:pPr>
+            <w:r>
+              <w:rPr>
+                <w:b/>
+                <w:bCs/>
+              </w:rPr>
+              <w:t>Part</w:t>
+            </w:r>
+          </w:p>
+        </w:tc>
+      </w:tr>
+      <w:tr>
+        <w:tblPrEx>
+          <w:tblCellMar>
+            <w:top w:w="0" w:type="dxa"/>
+            <w:bottom w:w="0" w:type="dxa"/>
+          </w:tblCellMar>
+        </w:tblPrEx>
+        <w:trPr>
+          <w:trHeight w:val="1066"/>
+        </w:trPr>
+        <w:tc>
+          <w:tcPr>
+            <w:tcW w:w="2259" w:type="dxa"/>
+            <w:shd w:val="clear" w:color="auto" w:fill="D9D9D9" w:themeFill="background1" w:themeFillShade="D9"/>
+          </w:tcPr>
+          <w:p>
+            <w:r>
+              <w:t>-</w:t>
+            </w:r>
+            <w:proofErr w:type="spellStart"/>
+            <w:r>
+              <w:t>part_num</w:t>
+            </w:r>
+            <w:proofErr w:type="spellEnd"/>
+          </w:p>
+          <w:p>
+            <w:r>
+              <w:t>-name</w:t>
+            </w:r>
+          </w:p>
+          <w:p/>
+        </w:tc>
+      </w:tr>
+    </w:tbl>
+    <w:p>
+      <w:pPr>
+        <w:rPr>
+          <w:b/>
+          <w:bCs/>
+        </w:rPr>
+      </w:pPr>
+      <w:r>
+        <w:rPr>
+          <w:noProof/>
+        </w:rPr>
+        <mc:AlternateContent>
+          <mc:Choice Requires="wps">
+            <w:drawing>
+              <wp:anchor distT="0" distB="0" distL="114300" distR="114300" simplePos="0" relativeHeight="251663360" behindDoc="1" locked="0" layoutInCell="1" allowOverlap="1" wp14:anchorId="395182EB" wp14:editId="22894ADE">
+                <wp:simplePos x="0" y="0"/>
+                <wp:positionH relativeFrom="column">
+                  <wp:posOffset>5069515</wp:posOffset>
+                </wp:positionH>
+                <wp:positionV relativeFrom="paragraph">
+                  <wp:posOffset>3414380</wp:posOffset>
+                </wp:positionV>
+                <wp:extent cx="0" cy="626922"/>
+                <wp:effectExtent l="19050" t="0" r="38100" b="40005"/>
+                <wp:wrapNone/>
+                <wp:docPr id="2005702901" name="Straight Connector 4"/>
+                <wp:cNvGraphicFramePr/>
+                <a:graphic xmlns:a="http://schemas.openxmlformats.org/drawingml/2006/main">
+                  <a:graphicData uri="http://schemas.microsoft.com/office/word/2010/wordprocessingShape">
+                    <wps:wsp>
+                      <wps:cNvCnPr/>
+                      <wps:spPr>
+                        <a:xfrm flipH="1">
+                          <a:off x="0" y="0"/>
+                          <a:ext cx="0" cy="626922"/>
+                        </a:xfrm>
+                        <a:prstGeom prst="line">
+                          <a:avLst/>
+                        </a:prstGeom>
+                        <a:ln w="57150">
+                          <a:solidFill>
+                            <a:schemeClr val="tx1">
+                              <a:lumMod val="85000"/>
+                              <a:lumOff val="15000"/>
+                            </a:schemeClr>
+                          </a:solidFill>
+                          <a:prstDash val="sysDash"/>
+                        </a:ln>
+                      </wps:spPr>
+                      <wps:style>
+                        <a:lnRef idx="1">
+                          <a:schemeClr val="accent1"/>
+                        </a:lnRef>
+                        <a:fillRef idx="0">
+                          <a:schemeClr val="accent1"/>
+                        </a:fillRef>
+                        <a:effectRef idx="0">
+                          <a:schemeClr val="accent1"/>
+                        </a:effectRef>
+                        <a:fontRef idx="minor">
+                          <a:schemeClr val="tx1"/>
+                        </a:fontRef>
+                      </wps:style>
+                      <wps:bodyPr/>
+                    </wps:wsp>
+                  </a:graphicData>
+                </a:graphic>
+                <wp14:sizeRelH relativeFrom="margin">
+                  <wp14:pctWidth>0</wp14:pctWidth>
+                </wp14:sizeRelH>
+                <wp14:sizeRelV relativeFrom="margin">
+                  <wp14:pctHeight>0</wp14:pctHeight>
+                </wp14:sizeRelV>
+              </wp:anchor>
+            </w:drawing>
+          </mc:Choice>
+          <mc:Fallback>
+            <w:pict>
+              <v:line w14:anchorId="0AF30D16" id="Straight Connector 4" o:spid="_x0000_s1026" style="position:absolute;flip:x;z-index:-251653120;visibility:visible;mso-wrap-style:square;mso-width-percent:0;mso-height-percent:0;mso-wrap-distance-left:9pt;mso-wrap-distance-top:0;mso-wrap-distance-right:9pt;mso-wrap-distance-bottom:0;mso-position-horizontal:absolute;mso-position-horizontal-relative:text;mso-position-vertical:absolute;mso-position-vertical-relative:text;mso-width-percent:0;mso-height-percent:0;mso-width-relative:margin;mso-height-relative:margin" from="399.15pt,268.85pt" to="399.15pt,318.2pt" o:gfxdata="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" strokecolor="#272727 [2749]" strokeweight="4.5pt">
+                <v:stroke dashstyle="3 1" joinstyle="miter"/>
+              </v:line>
+            </w:pict>
+          </mc:Fallback>
+        </mc:AlternateContent>
+      </w:r>
+      <w:r>
+        <w:rPr>
+          <w:noProof/>
+        </w:rPr>
+        <mc:AlternateContent>
+          <mc:Choice Requires="wps">
+            <w:drawing>
+              <wp:anchor distT="0" distB="0" distL="114300" distR="114300" simplePos="0" relativeHeight="251659264" behindDoc="1" locked="0" layoutInCell="1" allowOverlap="1" wp14:anchorId="305AB1B2" wp14:editId="05D25D17">
+                <wp:simplePos x="0" y="0"/>
+                <wp:positionH relativeFrom="column">
+                  <wp:posOffset>1658678</wp:posOffset>
+                </wp:positionH>
+                <wp:positionV relativeFrom="paragraph">
+                  <wp:posOffset>1668426</wp:posOffset>
+                </wp:positionV>
+                <wp:extent cx="2073216" cy="735861"/>
+                <wp:effectExtent l="19050" t="19050" r="22860" b="45720"/>
+                <wp:wrapNone/>
+                <wp:docPr id="1591067282" name="Straight Connector 4"/>
+                <wp:cNvGraphicFramePr/>
+                <a:graphic xmlns:a="http://schemas.openxmlformats.org/drawingml/2006/main">
+                  <a:graphicData uri="http://schemas.microsoft.com/office/word/2010/wordprocessingShape">
+                    <wps:wsp>
+                      <wps:cNvCnPr/>
+                      <wps:spPr>
+                        <a:xfrm flipH="1">
+                          <a:off x="0" y="0"/>
+                          <a:ext cx="2073216" cy="735861"/>
+                        </a:xfrm>
+                        <a:prstGeom prst="line">
+                          <a:avLst/>
+                        </a:prstGeom>
+                        <a:ln w="57150">
+                          <a:solidFill>
+                            <a:schemeClr val="tx1">
+                              <a:lumMod val="85000"/>
+                              <a:lumOff val="15000"/>
+                            </a:schemeClr>
+                          </a:solidFill>
+                          <a:prstDash val="sysDash"/>
+                        </a:ln>
+                      </wps:spPr>
+                      <wps:style>
+                        <a:lnRef idx="1">
+                          <a:schemeClr val="accent1"/>
+                        </a:lnRef>
+                        <a:fillRef idx="0">
+                          <a:schemeClr val="accent1"/>
+                        </a:fillRef>
+                        <a:effectRef idx="0">
+                          <a:schemeClr val="accent1"/>
+                        </a:effectRef>
+                        <a:fontRef idx="minor">
+                          <a:schemeClr val="tx1"/>
+                        </a:fontRef>
+                      </wps:style>
+                      <wps:bodyPr/>
+                    </wps:wsp>
+                  </a:graphicData>
+                </a:graphic>
+                <wp14:sizeRelH relativeFrom="margin">
+                  <wp14:pctWidth>0</wp14:pctWidth>
+                </wp14:sizeRelH>
+                <wp14:sizeRelV relativeFrom="margin">
+                  <wp14:pctHeight>0</wp14:pctHeight>
+                </wp14:sizeRelV>
+              </wp:anchor>
+            </w:drawing>
+          </mc:Choice>
+          <mc:Fallback>
+            <w:pict>
+              <v:line w14:anchorId="78C47E06" id="Straight Connector 4" o:spid="_x0000_s1026" style="position:absolute;flip:x;z-index:-251657216;visibility:visible;mso-wrap-style:square;mso-width-percent:0;mso-height-percent:0;mso-wrap-distance-left:9pt;mso-wrap-distance-top:0;mso-wrap-distance-right:9pt;mso-wrap-distance-bottom:0;mso-position-horizontal:absolute;mso-position-horizontal-relative:text;mso-position-vertical:absolute;mso-position-vertical-relative:text;mso-width-percent:0;mso-height-percent:0;mso-width-relative:margin;mso-height-relative:margin" from="130.6pt,131.35pt" to="293.85pt,189.3pt" o:gfxdata="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" strokecolor="#272727 [2749]" strokeweight="4.5pt">
+                <v:stroke dashstyle="3 1" joinstyle="miter"/>
+              </v:line>
+            </w:pict>
+          </mc:Fallback>
+        </mc:AlternateContent>
+      </w:r>
+      <w:r>
+        <w:rPr>
+          <w:noProof/>
+        </w:rPr>
+        <mc:AlternateContent>
+          <mc:Choice Requires="wps">
+            <w:drawing>
+              <wp:anchor distT="0" distB="0" distL="114300" distR="114300" simplePos="0" relativeHeight="251661312" behindDoc="1" locked="0" layoutInCell="1" allowOverlap="1" wp14:anchorId="5F03D54B" wp14:editId="0D790BF0">
+                <wp:simplePos x="0" y="0"/>
+                <wp:positionH relativeFrom="column">
+                  <wp:posOffset>2634659</wp:posOffset>
+                </wp:positionH>
+                <wp:positionV relativeFrom="paragraph">
+                  <wp:posOffset>1583366</wp:posOffset>
+                </wp:positionV>
+                <wp:extent cx="2320113" cy="884718"/>
+                <wp:effectExtent l="19050" t="19050" r="23495" b="48895"/>
+                <wp:wrapNone/>
+                <wp:docPr id="134469525" name="Straight Connector 4"/>
+                <wp:cNvGraphicFramePr/>
+                <a:graphic xmlns:a="http://schemas.openxmlformats.org/drawingml/2006/main">
+                  <a:graphicData uri="http://schemas.microsoft.com/office/word/2010/wordprocessingShape">
+                    <wps:wsp>
+                      <wps:cNvCnPr/>
+                      <wps:spPr>
+                        <a:xfrm>
+                          <a:off x="0" y="0"/>
+                          <a:ext cx="2320113" cy="884718"/>
+                        </a:xfrm>
+                        <a:prstGeom prst="line">
+                          <a:avLst/>
+                        </a:prstGeom>
+                        <a:ln w="57150">
+                          <a:solidFill>
+                            <a:schemeClr val="tx1">
+                              <a:lumMod val="85000"/>
+                              <a:lumOff val="15000"/>
+                            </a:schemeClr>
+                          </a:solidFill>
+                          <a:prstDash val="sysDash"/>
+                        </a:ln>
+                      </wps:spPr>
+                      <wps:style>
+                        <a:lnRef idx="1">
+                          <a:schemeClr val="accent1"/>
+                        </a:lnRef>
+                        <a:fillRef idx="0">
+                          <a:schemeClr val="accent1"/>
+                        </a:fillRef>
+                        <a:effectRef idx="0">
+                          <a:schemeClr val="accent1"/>
+                        </a:effectRef>
+                        <a:fontRef idx="minor">
+                          <a:schemeClr val="tx1"/>
+                        </a:fontRef>
+                      </wps:style>
+                      <wps:bodyPr/>
+                    </wps:wsp>
+                  </a:graphicData>
+                </a:graphic>
+                <wp14:sizeRelH relativeFrom="margin">
+                  <wp14:pctWidth>0</wp14:pctWidth>
+                </wp14:sizeRelH>
+                <wp14:sizeRelV relativeFrom="margin">
+                  <wp14:pctHeight>0</wp14:pctHeight>
+                </wp14:sizeRelV>
+              </wp:anchor>
+            </w:drawing>
+          </mc:Choice>
+          <mc:Fallback>
+            <w:pict>
+              <v:line w14:anchorId="01D26A78" id="Straight Connector 4" o:spid="_x0000_s1026" style="position:absolute;z-index:-251655168;visibility:visible;mso-wrap-style:square;mso-width-percent:0;mso-height-percent:0;mso-wrap-distance-left:9pt;mso-wrap-distance-top:0;mso-wrap-distance-right:9pt;mso-wrap-distance-bottom:0;mso-position-horizontal:absolute;mso-position-horizontal-relative:text;mso-position-vertical:absolute;mso-position-vertical-relative:text;mso-width-percent:0;mso-height-percent:0;mso-width-relative:margin;mso-height-relative:margin" from="207.45pt,124.65pt" to="390.15pt,194.3pt" o:gfxdata="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" strokecolor="#272727 [2749]" strokeweight="4.5pt">
+                <v:stroke dashstyle="3 1" joinstyle="miter"/>
+              </v:line>
+            </w:pict>
+          </mc:Fallback>
+        </mc:AlternateContent>
+      </w:r>
+    </w:p>
     <w:p/>
+    <w:p/>
+    <w:p/>
+    <w:p/>
+    <w:p/>
+    <w:p/>
+    <w:p/>
+    <w:p/>
+    <w:p/>
+    <w:p/>
+    <w:p>
+      <w:r>
+        <w:rPr>
+          <w:noProof/>
+        </w:rPr>
+        <mc:AlternateContent>
+          <mc:Choice Requires="wps">
+            <w:drawing>
+              <wp:anchor distT="0" distB="0" distL="114300" distR="114300" simplePos="0" relativeHeight="251667456" behindDoc="1" locked="0" layoutInCell="1" allowOverlap="1" wp14:anchorId="3867100B" wp14:editId="6FADE90F">
+                <wp:simplePos x="0" y="0"/>
+                <wp:positionH relativeFrom="column">
+                  <wp:posOffset>1486183</wp:posOffset>
+                </wp:positionH>
+                <wp:positionV relativeFrom="paragraph">
+                  <wp:posOffset>214800</wp:posOffset>
+                </wp:positionV>
+                <wp:extent cx="3051697" cy="2956162"/>
+                <wp:effectExtent l="19050" t="19050" r="34925" b="34925"/>
+                <wp:wrapNone/>
+                <wp:docPr id="104779024" name="Straight Connector 4"/>
+                <wp:cNvGraphicFramePr/>
+                <a:graphic xmlns:a="http://schemas.openxmlformats.org/drawingml/2006/main">
+                  <a:graphicData uri="http://schemas.microsoft.com/office/word/2010/wordprocessingShape">
+                    <wps:wsp>
+                      <wps:cNvCnPr/>
+                      <wps:spPr>
+                        <a:xfrm flipH="1" flipV="1">
+                          <a:off x="0" y="0"/>
+                          <a:ext cx="3051697" cy="2956162"/>
+                        </a:xfrm>
+                        <a:prstGeom prst="line">
+                          <a:avLst/>
+                        </a:prstGeom>
+                        <a:ln w="57150">
+                          <a:solidFill>
+                            <a:schemeClr val="tx1">
+                              <a:lumMod val="85000"/>
+                              <a:lumOff val="15000"/>
+                            </a:schemeClr>
+                          </a:solidFill>
+                          <a:prstDash val="sysDash"/>
+                        </a:ln>
+                      </wps:spPr>
+                      <wps:style>
+                        <a:lnRef idx="1">
+                          <a:schemeClr val="accent1"/>
+                        </a:lnRef>
+                        <a:fillRef idx="0">
+                          <a:schemeClr val="accent1"/>
+                        </a:fillRef>
+                        <a:effectRef idx="0">
+                          <a:schemeClr val="accent1"/>
+                        </a:effectRef>
+                        <a:fontRef idx="minor">
+                          <a:schemeClr val="tx1"/>
+                        </a:fontRef>
+                      </wps:style>
+                      <wps:bodyPr/>
+                    </wps:wsp>
+                  </a:graphicData>
+                </a:graphic>
+                <wp14:sizeRelH relativeFrom="margin">
+                  <wp14:pctWidth>0</wp14:pctWidth>
+                </wp14:sizeRelH>
+                <wp14:sizeRelV relativeFrom="margin">
+                  <wp14:pctHeight>0</wp14:pctHeight>
+                </wp14:sizeRelV>
+              </wp:anchor>
+            </w:drawing>
+          </mc:Choice>
+          <mc:Fallback>
+            <w:pict>
+              <v:line w14:anchorId="3F1BD18C" id="Straight Connector 4" o:spid="_x0000_s1026" style="position:absolute;flip:x y;z-index:-251649024;visibility:visible;mso-wrap-style:square;mso-width-percent:0;mso-height-percent:0;mso-wrap-distance-left:9pt;mso-wrap-distance-top:0;mso-wrap-distance-right:9pt;mso-wrap-distance-bottom:0;mso-position-horizontal:absolute;mso-position-horizontal-relative:text;mso-position-vertical:absolute;mso-position-vertical-relative:text;mso-width-percent:0;mso-height-percent:0;mso-width-relative:margin;mso-height-relative:margin" from="117pt,16.9pt" to="357.3pt,249.65pt" o:gfxdata="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" strokecolor="#272727 [2749]" strokeweight="4.5pt">
+                <v:stroke dashstyle="3 1" joinstyle="miter"/>
+              </v:line>
+            </w:pict>
+          </mc:Fallback>
+        </mc:AlternateContent>
+      </w:r>
+    </w:p>
+    <w:p/>
+    <w:p/>
+    <w:p/>
+    <w:p/>
+    <w:p/>
+    <w:p/>
+    <w:p/>
+    <w:p/>
+    <w:p/>
+    <w:p/>
+    <w:p/>
+    <w:p/>
+    <w:p/>
+    <w:p/>
+    <w:p/>
+    <w:p/>
+    <w:p/>
+    <w:p/>
+    <w:p/>
+    <w:p>
+      <w:r>
+        <w:br w:type="page"/>
+      </w:r>
+    </w:p>
+    <w:p>
+      <w:pPr>
+        <w:rPr>
+          <w:b/>
+          <w:bCs/>
+        </w:rPr>
+      </w:pPr>
+      <w:r>
+        <w:rPr>
+          <w:b/>
+          <w:bCs/>
+        </w:rPr>
+        <w:lastRenderedPageBreak/>
+        <w:t>Build inventory System</w:t>
+      </w:r>
+    </w:p>
+    <w:tbl>
+      <w:tblPr>
+        <w:tblpPr w:leftFromText="180" w:rightFromText="180" w:vertAnchor="text" w:horzAnchor="margin" w:tblpXSpec="center" w:tblpY="356"/>
+        <w:tblW w:w="0" w:type="auto"/>
+        <w:tblBorders>
+          <w:top w:val="single" w:sz="4" w:space="0" w:color="auto"/>
+          <w:left w:val="single" w:sz="4" w:space="0" w:color="auto"/>
+          <w:bottom w:val="single" w:sz="4" w:space="0" w:color="auto"/>
+          <w:right w:val="single" w:sz="4" w:space="0" w:color="auto"/>
+          <w:insideH w:val="single" w:sz="4" w:space="0" w:color="auto"/>
+          <w:insideV w:val="single" w:sz="4" w:space="0" w:color="auto"/>
+        </w:tblBorders>
+        <w:shd w:val="clear" w:color="auto" w:fill="D9D9D9" w:themeFill="background1" w:themeFillShade="D9"/>
+        <w:tblLook w:val="0000" w:firstRow="0" w:lastRow="0" w:firstColumn="0" w:lastColumn="0" w:noHBand="0" w:noVBand="0"/>
+      </w:tblPr>
+      <w:tblGrid>
+        <w:gridCol w:w="2227"/>
+      </w:tblGrid>
+      <w:tr>
+        <w:tblPrEx>
+          <w:tblCellMar>
+            <w:top w:w="0" w:type="dxa"/>
+            <w:bottom w:w="0" w:type="dxa"/>
+          </w:tblCellMar>
+        </w:tblPrEx>
+        <w:trPr>
+          <w:trHeight w:val="93"/>
+        </w:trPr>
+        <w:tc>
+          <w:tcPr>
+            <w:tcW w:w="2227" w:type="dxa"/>
+            <w:shd w:val="clear" w:color="auto" w:fill="D9D9D9" w:themeFill="background1" w:themeFillShade="D9"/>
+          </w:tcPr>
+          <w:p>
+            <w:pPr>
+              <w:rPr>
+                <w:b/>
+                <w:bCs/>
+              </w:rPr>
+            </w:pPr>
+            <w:r>
+              <w:rPr>
+                <w:b/>
+                <w:bCs/>
+              </w:rPr>
+              <w:t>User</w:t>
+            </w:r>
+          </w:p>
+        </w:tc>
+      </w:tr>
+      <w:tr>
+        <w:tblPrEx>
+          <w:tblCellMar>
+            <w:top w:w="0" w:type="dxa"/>
+            <w:bottom w:w="0" w:type="dxa"/>
+          </w:tblCellMar>
+        </w:tblPrEx>
+        <w:trPr>
+          <w:trHeight w:val="2511"/>
+        </w:trPr>
+        <w:tc>
+          <w:tcPr>
+            <w:tcW w:w="2227" w:type="dxa"/>
+            <w:shd w:val="clear" w:color="auto" w:fill="D9D9D9" w:themeFill="background1" w:themeFillShade="D9"/>
+          </w:tcPr>
+          <w:p>
+            <w:r>
+              <w:t>-</w:t>
+            </w:r>
+            <w:proofErr w:type="spellStart"/>
+            <w:r>
+              <w:t>User_id</w:t>
+            </w:r>
+            <w:proofErr w:type="spellEnd"/>
+          </w:p>
+          <w:p>
+            <w:r>
+              <w:t>-Username</w:t>
+            </w:r>
+          </w:p>
+          <w:p>
+            <w:r>
+              <w:t>-Password</w:t>
+            </w:r>
+          </w:p>
+          <w:p>
+            <w:r>
+              <w:t>-</w:t>
+            </w:r>
+            <w:proofErr w:type="spellStart"/>
+            <w:r>
+              <w:t>Set_inventory</w:t>
+            </w:r>
+            <w:proofErr w:type="spellEnd"/>
+          </w:p>
+          <w:p>
+            <w:r>
+              <w:t>-</w:t>
+            </w:r>
+            <w:proofErr w:type="spellStart"/>
+            <w:r>
+              <w:t>Parts_inventory</w:t>
+            </w:r>
+            <w:proofErr w:type="spellEnd"/>
+          </w:p>
+        </w:tc>
+      </w:tr>
+    </w:tbl>
+    <w:p>
+      <w:pPr>
+        <w:rPr>
+          <w:b/>
+          <w:bCs/>
+        </w:rPr>
+      </w:pPr>
+    </w:p>
+    <w:tbl>
+      <w:tblPr>
+        <w:tblpPr w:leftFromText="180" w:rightFromText="180" w:vertAnchor="text" w:horzAnchor="margin" w:tblpXSpec="center" w:tblpY="6162"/>
+        <w:tblW w:w="0" w:type="auto"/>
+        <w:tblBorders>
+          <w:top w:val="single" w:sz="4" w:space="0" w:color="auto"/>
+          <w:left w:val="single" w:sz="4" w:space="0" w:color="auto"/>
+          <w:bottom w:val="single" w:sz="4" w:space="0" w:color="auto"/>
+          <w:right w:val="single" w:sz="4" w:space="0" w:color="auto"/>
+          <w:insideH w:val="single" w:sz="4" w:space="0" w:color="auto"/>
+          <w:insideV w:val="single" w:sz="4" w:space="0" w:color="auto"/>
+        </w:tblBorders>
+        <w:shd w:val="clear" w:color="auto" w:fill="D9D9D9" w:themeFill="background1" w:themeFillShade="D9"/>
+        <w:tblLook w:val="0000" w:firstRow="0" w:lastRow="0" w:firstColumn="0" w:lastColumn="0" w:noHBand="0" w:noVBand="0"/>
+      </w:tblPr>
+      <w:tblGrid>
+        <w:gridCol w:w="2227"/>
+      </w:tblGrid>
+      <w:tr>
+        <w:tblPrEx>
+          <w:tblCellMar>
+            <w:top w:w="0" w:type="dxa"/>
+            <w:bottom w:w="0" w:type="dxa"/>
+          </w:tblCellMar>
+        </w:tblPrEx>
+        <w:trPr>
+          <w:trHeight w:val="93"/>
+        </w:trPr>
+        <w:tc>
+          <w:tcPr>
+            <w:tcW w:w="2227" w:type="dxa"/>
+            <w:shd w:val="clear" w:color="auto" w:fill="D9D9D9" w:themeFill="background1" w:themeFillShade="D9"/>
+          </w:tcPr>
+          <w:p>
+            <w:pPr>
+              <w:rPr>
+                <w:b/>
+                <w:bCs/>
+              </w:rPr>
+            </w:pPr>
+            <w:r>
+              <w:rPr>
+                <w:b/>
+                <w:bCs/>
+              </w:rPr>
+              <w:t>Set</w:t>
+            </w:r>
+          </w:p>
+        </w:tc>
+      </w:tr>
+      <w:tr>
+        <w:tblPrEx>
+          <w:tblCellMar>
+            <w:top w:w="0" w:type="dxa"/>
+            <w:bottom w:w="0" w:type="dxa"/>
+          </w:tblCellMar>
+        </w:tblPrEx>
+        <w:trPr>
+          <w:trHeight w:val="1957"/>
+        </w:trPr>
+        <w:tc>
+          <w:tcPr>
+            <w:tcW w:w="2227" w:type="dxa"/>
+            <w:shd w:val="clear" w:color="auto" w:fill="D9D9D9" w:themeFill="background1" w:themeFillShade="D9"/>
+          </w:tcPr>
+          <w:p>
+            <w:r>
+              <w:t>-</w:t>
+            </w:r>
+            <w:proofErr w:type="spellStart"/>
+            <w:r>
+              <w:t>Set_num</w:t>
+            </w:r>
+            <w:proofErr w:type="spellEnd"/>
+          </w:p>
+          <w:p>
+            <w:r>
+              <w:t>-name</w:t>
+            </w:r>
+          </w:p>
+          <w:p>
+            <w:r>
+              <w:t>-</w:t>
+            </w:r>
+            <w:proofErr w:type="spellStart"/>
+            <w:r>
+              <w:t>num_parts</w:t>
+            </w:r>
+            <w:proofErr w:type="spellEnd"/>
+          </w:p>
+        </w:tc>
+      </w:tr>
+    </w:tbl>
+    <w:tbl>
+      <w:tblPr>
+        <w:tblpPr w:leftFromText="180" w:rightFromText="180" w:vertAnchor="text" w:horzAnchor="margin" w:tblpXSpec="center" w:tblpY="3626"/>
+        <w:tblW w:w="0" w:type="auto"/>
+        <w:tblBorders>
+          <w:top w:val="single" w:sz="4" w:space="0" w:color="auto"/>
+          <w:left w:val="single" w:sz="4" w:space="0" w:color="auto"/>
+          <w:bottom w:val="single" w:sz="4" w:space="0" w:color="auto"/>
+          <w:right w:val="single" w:sz="4" w:space="0" w:color="auto"/>
+          <w:insideH w:val="single" w:sz="4" w:space="0" w:color="auto"/>
+          <w:insideV w:val="single" w:sz="4" w:space="0" w:color="auto"/>
+        </w:tblBorders>
+        <w:shd w:val="clear" w:color="auto" w:fill="D9D9D9" w:themeFill="background1" w:themeFillShade="D9"/>
+        <w:tblLook w:val="0000" w:firstRow="0" w:lastRow="0" w:firstColumn="0" w:lastColumn="0" w:noHBand="0" w:noVBand="0"/>
+      </w:tblPr>
+      <w:tblGrid>
+        <w:gridCol w:w="2277"/>
+      </w:tblGrid>
+      <w:tr>
+        <w:tblPrEx>
+          <w:tblCellMar>
+            <w:top w:w="0" w:type="dxa"/>
+            <w:bottom w:w="0" w:type="dxa"/>
+          </w:tblCellMar>
+        </w:tblPrEx>
+        <w:trPr>
+          <w:trHeight w:val="54"/>
+        </w:trPr>
+        <w:tc>
+          <w:tcPr>
+            <w:tcW w:w="2277" w:type="dxa"/>
+            <w:shd w:val="clear" w:color="auto" w:fill="D9D9D9" w:themeFill="background1" w:themeFillShade="D9"/>
+          </w:tcPr>
+          <w:p>
+            <w:pPr>
+              <w:rPr>
+                <w:b/>
+                <w:bCs/>
+              </w:rPr>
+            </w:pPr>
+            <w:proofErr w:type="spellStart"/>
+            <w:r>
+              <w:rPr>
+                <w:b/>
+                <w:bCs/>
+              </w:rPr>
+              <w:t>Set_inventory</w:t>
+            </w:r>
+            <w:proofErr w:type="spellEnd"/>
+          </w:p>
+        </w:tc>
+      </w:tr>
+      <w:tr>
+        <w:tblPrEx>
+          <w:tblCellMar>
+            <w:top w:w="0" w:type="dxa"/>
+            <w:bottom w:w="0" w:type="dxa"/>
+          </w:tblCellMar>
+        </w:tblPrEx>
+        <w:trPr>
+          <w:trHeight w:val="482"/>
+        </w:trPr>
+        <w:tc>
+          <w:tcPr>
+            <w:tcW w:w="2277" w:type="dxa"/>
+            <w:shd w:val="clear" w:color="auto" w:fill="D9D9D9" w:themeFill="background1" w:themeFillShade="D9"/>
+          </w:tcPr>
+          <w:p>
+            <w:r>
+              <w:t>-</w:t>
+            </w:r>
+            <w:proofErr w:type="spellStart"/>
+            <w:r>
+              <w:t>User_id</w:t>
+            </w:r>
+            <w:proofErr w:type="spellEnd"/>
+          </w:p>
+          <w:p>
+            <w:r>
+              <w:t>-Sets</w:t>
+            </w:r>
+          </w:p>
+          <w:p/>
+        </w:tc>
+      </w:tr>
+    </w:tbl>
+    <w:p>
+      <w:pPr>
+        <w:ind w:firstLine="720"/>
+      </w:pPr>
+      <w:r>
+        <w:rPr>
+          <w:noProof/>
+        </w:rPr>
+        <mc:AlternateContent>
+          <mc:Choice Requires="wps">
+            <w:drawing>
+              <wp:anchor distT="0" distB="0" distL="114300" distR="114300" simplePos="0" relativeHeight="251670528" behindDoc="1" locked="0" layoutInCell="1" allowOverlap="1" wp14:anchorId="6D72359F" wp14:editId="6E1487DD">
+                <wp:simplePos x="0" y="0"/>
+                <wp:positionH relativeFrom="margin">
+                  <wp:align>center</wp:align>
+                </wp:positionH>
+                <wp:positionV relativeFrom="paragraph">
+                  <wp:posOffset>1181725</wp:posOffset>
+                </wp:positionV>
+                <wp:extent cx="41342" cy="1269005"/>
+                <wp:effectExtent l="19050" t="0" r="53975" b="45720"/>
+                <wp:wrapNone/>
+                <wp:docPr id="1422417508" name="Straight Connector 4"/>
+                <wp:cNvGraphicFramePr/>
+                <a:graphic xmlns:a="http://schemas.openxmlformats.org/drawingml/2006/main">
+                  <a:graphicData uri="http://schemas.microsoft.com/office/word/2010/wordprocessingShape">
+                    <wps:wsp>
+                      <wps:cNvCnPr/>
+                      <wps:spPr>
+                        <a:xfrm flipH="1">
+                          <a:off x="0" y="0"/>
+                          <a:ext cx="41342" cy="1269005"/>
+                        </a:xfrm>
+                        <a:prstGeom prst="line">
+                          <a:avLst/>
+                        </a:prstGeom>
+                        <a:ln w="57150">
+                          <a:solidFill>
+                            <a:schemeClr val="tx1">
+                              <a:lumMod val="85000"/>
+                              <a:lumOff val="15000"/>
+                            </a:schemeClr>
+                          </a:solidFill>
+                          <a:prstDash val="sysDash"/>
+                        </a:ln>
+                      </wps:spPr>
+                      <wps:style>
+                        <a:lnRef idx="1">
+                          <a:schemeClr val="accent1"/>
+                        </a:lnRef>
+                        <a:fillRef idx="0">
+                          <a:schemeClr val="accent1"/>
+                        </a:fillRef>
+                        <a:effectRef idx="0">
+                          <a:schemeClr val="accent1"/>
+                        </a:effectRef>
+                        <a:fontRef idx="minor">
+                          <a:schemeClr val="tx1"/>
+                        </a:fontRef>
+                      </wps:style>
+                      <wps:bodyPr/>
+                    </wps:wsp>
+                  </a:graphicData>
+                </a:graphic>
+                <wp14:sizeRelH relativeFrom="margin">
+                  <wp14:pctWidth>0</wp14:pctWidth>
+                </wp14:sizeRelH>
+                <wp14:sizeRelV relativeFrom="margin">
+                  <wp14:pctHeight>0</wp14:pctHeight>
+                </wp14:sizeRelV>
+              </wp:anchor>
+            </w:drawing>
+          </mc:Choice>
+          <mc:Fallback>
+            <w:pict>
+              <v:line w14:anchorId="1B5B2009" id="Straight Connector 4" o:spid="_x0000_s1026" style="position:absolute;flip:x;z-index:-251645952;visibility:visible;mso-wrap-style:square;mso-width-percent:0;mso-height-percent:0;mso-wrap-distance-left:9pt;mso-wrap-distance-top:0;mso-wrap-distance-right:9pt;mso-wrap-distance-bottom:0;mso-position-horizontal:center;mso-position-horizontal-relative:margin;mso-position-vertical:absolute;mso-position-vertical-relative:text;mso-width-percent:0;mso-height-percent:0;mso-width-relative:margin;mso-height-relative:margin" from="0,93.05pt" to="3.25pt,192.95pt" o:gfxdata="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" strokecolor="#272727 [2749]" strokeweight="4.5pt">
+                <v:stroke dashstyle="3 1" joinstyle="miter"/>
+                <w10:wrap anchorx="margin"/>
+              </v:line>
+            </w:pict>
+          </mc:Fallback>
+        </mc:AlternateContent>
+      </w:r>
+      <w:r>
+        <w:rPr>
+          <w:noProof/>
+        </w:rPr>
+        <mc:AlternateContent>
+          <mc:Choice Requires="wps">
+            <w:drawing>
+              <wp:anchor distT="0" distB="0" distL="114300" distR="114300" simplePos="0" relativeHeight="251671552" behindDoc="1" locked="0" layoutInCell="1" allowOverlap="1" wp14:anchorId="55210F18" wp14:editId="1E403991">
+                <wp:simplePos x="0" y="0"/>
+                <wp:positionH relativeFrom="margin">
+                  <wp:align>center</wp:align>
+                </wp:positionH>
+                <wp:positionV relativeFrom="paragraph">
+                  <wp:posOffset>3428261</wp:posOffset>
+                </wp:positionV>
+                <wp:extent cx="0" cy="626922"/>
+                <wp:effectExtent l="19050" t="0" r="38100" b="40005"/>
+                <wp:wrapNone/>
+                <wp:docPr id="819546814" name="Straight Connector 4"/>
+                <wp:cNvGraphicFramePr/>
+                <a:graphic xmlns:a="http://schemas.openxmlformats.org/drawingml/2006/main">
+                  <a:graphicData uri="http://schemas.microsoft.com/office/word/2010/wordprocessingShape">
+                    <wps:wsp>
+                      <wps:cNvCnPr/>
+                      <wps:spPr>
+                        <a:xfrm flipH="1">
+                          <a:off x="0" y="0"/>
+                          <a:ext cx="0" cy="626922"/>
+                        </a:xfrm>
+                        <a:prstGeom prst="line">
+                          <a:avLst/>
+                        </a:prstGeom>
+                        <a:ln w="57150">
+                          <a:solidFill>
+                            <a:schemeClr val="tx1">
+                              <a:lumMod val="85000"/>
+                              <a:lumOff val="15000"/>
+                            </a:schemeClr>
+                          </a:solidFill>
+                          <a:prstDash val="sysDash"/>
+                        </a:ln>
+                      </wps:spPr>
+                      <wps:style>
+                        <a:lnRef idx="1">
+                          <a:schemeClr val="accent1"/>
+                        </a:lnRef>
+                        <a:fillRef idx="0">
+                          <a:schemeClr val="accent1"/>
+                        </a:fillRef>
+                        <a:effectRef idx="0">
+                          <a:schemeClr val="accent1"/>
+                        </a:effectRef>
+                        <a:fontRef idx="minor">
+                          <a:schemeClr val="tx1"/>
+                        </a:fontRef>
+                      </wps:style>
+                      <wps:bodyPr/>
+                    </wps:wsp>
+                  </a:graphicData>
+                </a:graphic>
+                <wp14:sizeRelH relativeFrom="margin">
+                  <wp14:pctWidth>0</wp14:pctWidth>
+                </wp14:sizeRelH>
+                <wp14:sizeRelV relativeFrom="margin">
+                  <wp14:pctHeight>0</wp14:pctHeight>
+                </wp14:sizeRelV>
+              </wp:anchor>
+            </w:drawing>
+          </mc:Choice>
+          <mc:Fallback>
+            <w:pict>
+              <v:line w14:anchorId="4911AA8B" id="Straight Connector 4" o:spid="_x0000_s1026" style="position:absolute;flip:x;z-index:-251644928;visibility:visible;mso-wrap-style:square;mso-width-percent:0;mso-height-percent:0;mso-wrap-distance-left:9pt;mso-wrap-distance-top:0;mso-wrap-distance-right:9pt;mso-wrap-distance-bottom:0;mso-position-horizontal:center;mso-position-horizontal-relative:margin;mso-position-vertical:absolute;mso-position-vertical-relative:text;mso-width-percent:0;mso-height-percent:0;mso-width-relative:margin;mso-height-relative:margin" from="0,269.95pt" to="0,319.3pt" o:gfxdata="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" strokecolor="#272727 [2749]" strokeweight="4.5pt">
+                <v:stroke dashstyle="3 1" joinstyle="miter"/>
+                <w10:wrap anchorx="margin"/>
+              </v:line>
+            </w:pict>
+          </mc:Fallback>
+        </mc:AlternateContent>
+      </w:r>
+    </w:p>
     <w:sectPr>
       <w:pgSz w:w="11906" w:h="16838"/>
       <w:pgMar w:top="720" w:right="720" w:bottom="720" w:left="720" w:header="708" w:footer="708" w:gutter="0"/>
@@ -583,8 +1981,123 @@
       </w:rPr>
     </w:lvl>
   </w:abstractNum>
+  <w:abstractNum w:abstractNumId="1" w15:restartNumberingAfterBreak="0">
+    <w:nsid w:val="3B421235"/>
+    <w:multiLevelType w:val="hybridMultilevel"/>
+    <w:tmpl w:val="C5D045F4"/>
+    <w:lvl w:ilvl="0" w:tplc="6114D988">
+      <w:numFmt w:val="bullet"/>
+      <w:lvlText w:val="-"/>
+      <w:lvlJc w:val="left"/>
+      <w:pPr>
+        <w:ind w:left="720" w:hanging="360"/>
+      </w:pPr>
+      <w:rPr>
+        <w:rFonts w:ascii="Aptos" w:eastAsiaTheme="minorHAnsi" w:hAnsi="Aptos" w:cstheme="minorBidi" w:hint="default"/>
+      </w:rPr>
+    </w:lvl>
+    <w:lvl w:ilvl="1" w:tplc="08090003" w:tentative="1">
+      <w:start w:val="1"/>
+      <w:numFmt w:val="bullet"/>
+      <w:lvlText w:val="o"/>
+      <w:lvlJc w:val="left"/>
+      <w:pPr>
+        <w:ind w:left="1440" w:hanging="360"/>
+      </w:pPr>
+      <w:rPr>
+        <w:rFonts w:ascii="Courier New" w:hAnsi="Courier New" w:cs="Courier New" w:hint="default"/>
+      </w:rPr>
+    </w:lvl>
+    <w:lvl w:ilvl="2" w:tplc="08090005" w:tentative="1">
+      <w:start w:val="1"/>
+      <w:numFmt w:val="bullet"/>
+      <w:lvlText w:val=""/>
+      <w:lvlJc w:val="left"/>
+      <w:pPr>
+        <w:ind w:left="2160" w:hanging="360"/>
+      </w:pPr>
+      <w:rPr>
+        <w:rFonts w:ascii="Wingdings" w:hAnsi="Wingdings" w:hint="default"/>
+      </w:rPr>
+    </w:lvl>
+    <w:lvl w:ilvl="3" w:tplc="08090001" w:tentative="1">
+      <w:start w:val="1"/>
+      <w:numFmt w:val="bullet"/>
+      <w:lvlText w:val=""/>
+      <w:lvlJc w:val="left"/>
+      <w:pPr>
+        <w:ind w:left="2880" w:hanging="360"/>
+      </w:pPr>
+      <w:rPr>
+        <w:rFonts w:ascii="Symbol" w:hAnsi="Symbol" w:hint="default"/>
+      </w:rPr>
+    </w:lvl>
+    <w:lvl w:ilvl="4" w:tplc="08090003" w:tentative="1">
+      <w:start w:val="1"/>
+      <w:numFmt w:val="bullet"/>
+      <w:lvlText w:val="o"/>
+      <w:lvlJc w:val="left"/>
+      <w:pPr>
+        <w:ind w:left="3600" w:hanging="360"/>
+      </w:pPr>
+      <w:rPr>
+        <w:rFonts w:ascii="Courier New" w:hAnsi="Courier New" w:cs="Courier New" w:hint="default"/>
+      </w:rPr>
+    </w:lvl>
+    <w:lvl w:ilvl="5" w:tplc="08090005" w:tentative="1">
+      <w:start w:val="1"/>
+      <w:numFmt w:val="bullet"/>
+      <w:lvlText w:val=""/>
+      <w:lvlJc w:val="left"/>
+      <w:pPr>
+        <w:ind w:left="4320" w:hanging="360"/>
+      </w:pPr>
+      <w:rPr>
+        <w:rFonts w:ascii="Wingdings" w:hAnsi="Wingdings" w:hint="default"/>
+      </w:rPr>
+    </w:lvl>
+    <w:lvl w:ilvl="6" w:tplc="08090001" w:tentative="1">
+      <w:start w:val="1"/>
+      <w:numFmt w:val="bullet"/>
+      <w:lvlText w:val=""/>
+      <w:lvlJc w:val="left"/>
+      <w:pPr>
+        <w:ind w:left="5040" w:hanging="360"/>
+      </w:pPr>
+      <w:rPr>
+        <w:rFonts w:ascii="Symbol" w:hAnsi="Symbol" w:hint="default"/>
+      </w:rPr>
+    </w:lvl>
+    <w:lvl w:ilvl="7" w:tplc="08090003" w:tentative="1">
+      <w:start w:val="1"/>
+      <w:numFmt w:val="bullet"/>
+      <w:lvlText w:val="o"/>
+      <w:lvlJc w:val="left"/>
+      <w:pPr>
+        <w:ind w:left="5760" w:hanging="360"/>
+      </w:pPr>
+      <w:rPr>
+        <w:rFonts w:ascii="Courier New" w:hAnsi="Courier New" w:cs="Courier New" w:hint="default"/>
+      </w:rPr>
+    </w:lvl>
+    <w:lvl w:ilvl="8" w:tplc="08090005" w:tentative="1">
+      <w:start w:val="1"/>
+      <w:numFmt w:val="bullet"/>
+      <w:lvlText w:val=""/>
+      <w:lvlJc w:val="left"/>
+      <w:pPr>
+        <w:ind w:left="6480" w:hanging="360"/>
+      </w:pPr>
+      <w:rPr>
+        <w:rFonts w:ascii="Wingdings" w:hAnsi="Wingdings" w:hint="default"/>
+      </w:rPr>
+    </w:lvl>
+  </w:abstractNum>
   <w:num w:numId="1" w16cid:durableId="886573200">
     <w:abstractNumId w:val="0"/>
+  </w:num>
+  <w:num w:numId="2" w16cid:durableId="947469153">
+    <w:abstractNumId w:val="1"/>
   </w:num>
 </w:numbering>
 </file>

--- a/LEGO Build Planner Documentation.docx
+++ b/LEGO Build Planner Documentation.docx
@@ -498,12 +498,6 @@
         <w:gridCol w:w="2277"/>
       </w:tblGrid>
       <w:tr>
-        <w:tblPrEx>
-          <w:tblCellMar>
-            <w:top w:w="0" w:type="dxa"/>
-            <w:bottom w:w="0" w:type="dxa"/>
-          </w:tblCellMar>
-        </w:tblPrEx>
         <w:trPr>
           <w:trHeight w:val="54"/>
         </w:trPr>
@@ -525,26 +519,13 @@
                 <w:b/>
                 <w:bCs/>
               </w:rPr>
-              <w:t>Set</w:t>
-            </w:r>
-            <w:r>
-              <w:rPr>
-                <w:b/>
-                <w:bCs/>
-              </w:rPr>
-              <w:t>_inventory</w:t>
+              <w:t>Set_inventory</w:t>
             </w:r>
             <w:proofErr w:type="spellEnd"/>
           </w:p>
         </w:tc>
       </w:tr>
       <w:tr>
-        <w:tblPrEx>
-          <w:tblCellMar>
-            <w:top w:w="0" w:type="dxa"/>
-            <w:bottom w:w="0" w:type="dxa"/>
-          </w:tblCellMar>
-        </w:tblPrEx>
         <w:trPr>
           <w:trHeight w:val="482"/>
         </w:trPr>
@@ -565,13 +546,7 @@
           </w:p>
           <w:p>
             <w:r>
-              <w:t>-</w:t>
-            </w:r>
-            <w:r>
-              <w:t>Set</w:t>
-            </w:r>
-            <w:r>
-              <w:t>s</w:t>
+              <w:t>-Sets</w:t>
             </w:r>
           </w:p>
           <w:p/>
@@ -597,12 +572,6 @@
         <w:gridCol w:w="2227"/>
       </w:tblGrid>
       <w:tr>
-        <w:tblPrEx>
-          <w:tblCellMar>
-            <w:top w:w="0" w:type="dxa"/>
-            <w:bottom w:w="0" w:type="dxa"/>
-          </w:tblCellMar>
-        </w:tblPrEx>
         <w:trPr>
           <w:trHeight w:val="93"/>
         </w:trPr>
@@ -629,12 +598,6 @@
         </w:tc>
       </w:tr>
       <w:tr>
-        <w:tblPrEx>
-          <w:tblCellMar>
-            <w:top w:w="0" w:type="dxa"/>
-            <w:bottom w:w="0" w:type="dxa"/>
-          </w:tblCellMar>
-        </w:tblPrEx>
         <w:trPr>
           <w:trHeight w:val="2511"/>
         </w:trPr>
@@ -705,12 +668,6 @@
         <w:gridCol w:w="2277"/>
       </w:tblGrid>
       <w:tr>
-        <w:tblPrEx>
-          <w:tblCellMar>
-            <w:top w:w="0" w:type="dxa"/>
-            <w:bottom w:w="0" w:type="dxa"/>
-          </w:tblCellMar>
-        </w:tblPrEx>
         <w:trPr>
           <w:trHeight w:val="54"/>
         </w:trPr>
@@ -739,12 +696,6 @@
         </w:tc>
       </w:tr>
       <w:tr>
-        <w:tblPrEx>
-          <w:tblCellMar>
-            <w:top w:w="0" w:type="dxa"/>
-            <w:bottom w:w="0" w:type="dxa"/>
-          </w:tblCellMar>
-        </w:tblPrEx>
         <w:trPr>
           <w:trHeight w:val="482"/>
         </w:trPr>
@@ -791,12 +742,6 @@
         <w:gridCol w:w="2227"/>
       </w:tblGrid>
       <w:tr>
-        <w:tblPrEx>
-          <w:tblCellMar>
-            <w:top w:w="0" w:type="dxa"/>
-            <w:bottom w:w="0" w:type="dxa"/>
-          </w:tblCellMar>
-        </w:tblPrEx>
         <w:trPr>
           <w:trHeight w:val="93"/>
         </w:trPr>
@@ -823,12 +768,6 @@
         </w:tc>
       </w:tr>
       <w:tr>
-        <w:tblPrEx>
-          <w:tblCellMar>
-            <w:top w:w="0" w:type="dxa"/>
-            <w:bottom w:w="0" w:type="dxa"/>
-          </w:tblCellMar>
-        </w:tblPrEx>
         <w:trPr>
           <w:trHeight w:val="1957"/>
         </w:trPr>
@@ -962,12 +901,6 @@
         <w:gridCol w:w="2259"/>
       </w:tblGrid>
       <w:tr>
-        <w:tblPrEx>
-          <w:tblCellMar>
-            <w:top w:w="0" w:type="dxa"/>
-            <w:bottom w:w="0" w:type="dxa"/>
-          </w:tblCellMar>
-        </w:tblPrEx>
         <w:trPr>
           <w:trHeight w:val="50"/>
         </w:trPr>
@@ -994,12 +927,6 @@
         </w:tc>
       </w:tr>
       <w:tr>
-        <w:tblPrEx>
-          <w:tblCellMar>
-            <w:top w:w="0" w:type="dxa"/>
-            <w:bottom w:w="0" w:type="dxa"/>
-          </w:tblCellMar>
-        </w:tblPrEx>
         <w:trPr>
           <w:trHeight w:val="1066"/>
         </w:trPr>
@@ -1418,12 +1345,6 @@
         <w:gridCol w:w="2227"/>
       </w:tblGrid>
       <w:tr>
-        <w:tblPrEx>
-          <w:tblCellMar>
-            <w:top w:w="0" w:type="dxa"/>
-            <w:bottom w:w="0" w:type="dxa"/>
-          </w:tblCellMar>
-        </w:tblPrEx>
         <w:trPr>
           <w:trHeight w:val="93"/>
         </w:trPr>
@@ -1450,12 +1371,6 @@
         </w:tc>
       </w:tr>
       <w:tr>
-        <w:tblPrEx>
-          <w:tblCellMar>
-            <w:top w:w="0" w:type="dxa"/>
-            <w:bottom w:w="0" w:type="dxa"/>
-          </w:tblCellMar>
-        </w:tblPrEx>
         <w:trPr>
           <w:trHeight w:val="2511"/>
         </w:trPr>
@@ -1534,12 +1449,6 @@
         <w:gridCol w:w="2227"/>
       </w:tblGrid>
       <w:tr>
-        <w:tblPrEx>
-          <w:tblCellMar>
-            <w:top w:w="0" w:type="dxa"/>
-            <w:bottom w:w="0" w:type="dxa"/>
-          </w:tblCellMar>
-        </w:tblPrEx>
         <w:trPr>
           <w:trHeight w:val="93"/>
         </w:trPr>
@@ -1566,12 +1475,6 @@
         </w:tc>
       </w:tr>
       <w:tr>
-        <w:tblPrEx>
-          <w:tblCellMar>
-            <w:top w:w="0" w:type="dxa"/>
-            <w:bottom w:w="0" w:type="dxa"/>
-          </w:tblCellMar>
-        </w:tblPrEx>
         <w:trPr>
           <w:trHeight w:val="1957"/>
         </w:trPr>
@@ -1627,12 +1530,6 @@
         <w:gridCol w:w="2277"/>
       </w:tblGrid>
       <w:tr>
-        <w:tblPrEx>
-          <w:tblCellMar>
-            <w:top w:w="0" w:type="dxa"/>
-            <w:bottom w:w="0" w:type="dxa"/>
-          </w:tblCellMar>
-        </w:tblPrEx>
         <w:trPr>
           <w:trHeight w:val="54"/>
         </w:trPr>
@@ -1661,12 +1558,6 @@
         </w:tc>
       </w:tr>
       <w:tr>
-        <w:tblPrEx>
-          <w:tblCellMar>
-            <w:top w:w="0" w:type="dxa"/>
-            <w:bottom w:w="0" w:type="dxa"/>
-          </w:tblCellMar>
-        </w:tblPrEx>
         <w:trPr>
           <w:trHeight w:val="482"/>
         </w:trPr>
@@ -1688,6 +1579,11 @@
           <w:p>
             <w:r>
               <w:t>-Sets</w:t>
+            </w:r>
+          </w:p>
+          <w:p>
+            <w:r>
+              <w:t>- quantity</w:t>
             </w:r>
           </w:p>
           <w:p/>
